--- a/static/generated_paper.docx
+++ b/static/generated_paper.docx
@@ -149,7 +149,7 @@
           <w:b/>
           <w:sz w:val="24"/>
         </w:rPr>
-        <w:t>Q.1 A  Explain logistic regression.</w:t>
+        <w:t>Q.1 A  What is bias-variance tradeoff?</w:t>
       </w:r>
     </w:p>
     <w:p>
@@ -166,7 +166,7 @@
           <w:b/>
           <w:sz w:val="24"/>
         </w:rPr>
-        <w:t>B  Describe classification techniques.</w:t>
+        <w:t>B  Explain decision trees.</w:t>
       </w:r>
     </w:p>
     <w:p>
@@ -182,7 +182,7 @@
           <w:b/>
           <w:sz w:val="24"/>
         </w:rPr>
-        <w:t>Q.2 A  Explain decision trees.</w:t>
+        <w:t>Q.2 A  Describe k-nearest neighbors algorithm.</w:t>
       </w:r>
     </w:p>
     <w:p>
@@ -199,7 +199,7 @@
           <w:b/>
           <w:sz w:val="24"/>
         </w:rPr>
-        <w:t>B  What is bias-variance tradeoff?</w:t>
+        <w:t>B  What is overfitting in machine learning?</w:t>
       </w:r>
     </w:p>
     <w:p>
@@ -215,7 +215,39 @@
           <w:b/>
           <w:sz w:val="24"/>
         </w:rPr>
-        <w:t>Q.3 A  Explain dropout technique.</w:t>
+        <w:t>Q.3 A  What is transfer learning?</w:t>
+      </w:r>
+    </w:p>
+    <w:p>
+      <w:pPr>
+        <w:spacing w:after="200"/>
+        <w:rPr>
+          <w:b/>
+          <w:bCs/>
+        </w:rPr>
+      </w:pPr>
+      <w:r>
+        <w:rPr>
+          <w:b/>
+          <w:sz w:val="24"/>
+        </w:rPr>
+        <w:t>B  What is LSTM?</w:t>
+      </w:r>
+    </w:p>
+    <w:p>
+      <w:pPr>
+        <w:spacing w:after="200"/>
+        <w:rPr>
+          <w:b/>
+          <w:bCs/>
+        </w:rPr>
+      </w:pPr>
+      <w:r>
+        <w:rPr>
+          <w:b/>
+          <w:sz w:val="24"/>
+        </w:rPr>
+        <w:t>Q.4 A  Describe pooling layers.</w:t>
       </w:r>
     </w:p>
     <w:p>
@@ -232,38 +264,6 @@
           <w:sz w:val="24"/>
         </w:rPr>
         <w:t>B  What is convolutional neural network?</w:t>
-      </w:r>
-    </w:p>
-    <w:p>
-      <w:pPr>
-        <w:spacing w:after="200"/>
-        <w:rPr>
-          <w:b/>
-          <w:bCs/>
-        </w:rPr>
-      </w:pPr>
-      <w:r>
-        <w:rPr>
-          <w:b/>
-          <w:sz w:val="24"/>
-        </w:rPr>
-        <w:t>Q.4 A  Explain recurrent neural networks.</w:t>
-      </w:r>
-    </w:p>
-    <w:p>
-      <w:pPr>
-        <w:spacing w:after="200"/>
-        <w:rPr>
-          <w:b/>
-          <w:bCs/>
-        </w:rPr>
-      </w:pPr>
-      <w:r>
-        <w:rPr>
-          <w:b/>
-          <w:sz w:val="24"/>
-        </w:rPr>
-        <w:t>B  What is backpropagation?</w:t>
       </w:r>
     </w:p>
     <w:sectPr>
